--- a/docs/Capstone/Fase 2/Evidencias Grupales/2.6_GuiaEstudiante_Fase 2_Informe Final Proyecto APT.docx
+++ b/docs/Capstone/Fase 2/Evidencias Grupales/2.6_GuiaEstudiante_Fase 2_Informe Final Proyecto APT.docx
@@ -415,13 +415,17 @@
           <w:insideV w:val="single" w:sz="4" w:space="0" w:color="BFBFBF" w:themeColor="background1" w:themeShade="BF"/>
         </w:tblBorders>
         <w:tblLook w:val="04A0" w:firstRow="1" w:lastRow="0" w:firstColumn="1" w:lastColumn="0" w:noHBand="0" w:noVBand="1"/>
+        <w:tblCellMar>
+          <w:top w:w="70" w:type="dxa"/>
+          <w:bottom w:w="70" w:type="dxa"/>
+        </w:tblCellMar>
       </w:tblPr>
       <w:tblGrid>
         <w:gridCol w:w="9781"/>
       </w:tblGrid>
       <w:tr>
         <w:trPr>
-          <w:trHeight w:val="440"/>
+          <w:cantSplit/>
         </w:trPr>
         <w:tc>
           <w:tcPr>
@@ -430,6 +434,7 @@
           </w:tcPr>
           <w:p>
             <w:pPr>
+              <w:keepNext/>
               <w:rPr>
                 <w:b/>
                 <w:color w:val="1F3864" w:themeColor="accent1" w:themeShade="80"/>
@@ -496,7 +501,7 @@
       </w:tr>
       <w:tr>
         <w:trPr>
-          <w:trHeight w:val="800"/>
+          <w:cantSplit/>
         </w:trPr>
         <w:tc>
           <w:tcPr>
@@ -507,6 +512,7 @@
           <w:p>
             <w:pPr>
               <w:pStyle w:val="Piedepgina"/>
+              <w:keepNext/>
               <w:jc w:val="both"/>
               <w:rPr>
                 <w:rFonts w:ascii="Calibri" w:hAnsi="Calibri"/>
@@ -517,6 +523,7 @@
           <w:p>
             <w:pPr>
               <w:pStyle w:val="Piedepgina"/>
+              <w:keepNext/>
               <w:jc w:val="both"/>
               <w:rPr>
                 <w:rFonts w:ascii="Calibri" w:hAnsi="Calibri"/>
@@ -590,6 +597,7 @@
           <w:p>
             <w:pPr>
               <w:pStyle w:val="Piedepgina"/>
+              <w:keepNext/>
               <w:jc w:val="both"/>
               <w:rPr>
                 <w:rFonts w:ascii="Calibri" w:hAnsi="Calibri"/>
@@ -600,6 +608,7 @@
           <w:p>
             <w:pPr>
               <w:pStyle w:val="Piedepgina"/>
+              <w:keepNext/>
               <w:jc w:val="both"/>
               <w:rPr>
                 <w:rFonts w:ascii="Calibri" w:hAnsi="Calibri"/>
@@ -648,6 +657,7 @@
     </w:tbl>
     <w:p>
       <w:pPr>
+        <w:spacing w:before="0" w:after="0" w:line="80" w:lineRule="exact"/>
         <w:rPr>
           <w:b/>
         </w:rPr>
@@ -667,6 +677,10 @@
           <w:insideV w:val="single" w:sz="4" w:space="0" w:color="BFBFBF" w:themeColor="background1" w:themeShade="BF"/>
         </w:tblBorders>
         <w:tblLook w:val="04A0" w:firstRow="1" w:lastRow="0" w:firstColumn="1" w:lastColumn="0" w:noHBand="0" w:noVBand="1"/>
+        <w:tblCellMar>
+          <w:top w:w="70" w:type="dxa"/>
+          <w:bottom w:w="70" w:type="dxa"/>
+        </w:tblCellMar>
       </w:tblPr>
       <w:tblGrid>
         <w:gridCol w:w="3159"/>
@@ -674,12 +688,12 @@
       </w:tblGrid>
       <w:tr>
         <w:trPr>
-          <w:trHeight w:val="440"/>
+          <w:cantSplit/>
         </w:trPr>
         <w:tc>
           <w:tcPr>
             <w:tcW w:w="3159" w:type="dxa"/>
-            <w:vAlign w:val="center"/>
+            <w:vAlign w:val="top"/>
           </w:tcPr>
           <w:p>
             <w:pPr>
@@ -692,6 +706,7 @@
               <w:rPr>
                 <w:rFonts w:ascii="Calibri" w:hAnsi="Calibri"/>
                 <w:color w:val="1F3864" w:themeColor="accent1" w:themeShade="80"/>
+                <w:sz w:val="21"/>
               </w:rPr>
               <w:t>Nombre del proyecto</w:t>
             </w:r>
@@ -700,36 +715,39 @@
         <w:tc>
           <w:tcPr>
             <w:tcW w:w="6622" w:type="dxa"/>
-            <w:vAlign w:val="center"/>
+            <w:vAlign w:val="top"/>
           </w:tcPr>
           <w:p>
             <w:pPr>
-              <w:rPr>
-                <w:b/>
-              </w:rPr>
-            </w:pPr>
-            <w:r>
-              <w:rPr>
-                <w:rFonts w:ascii="Calibri" w:hAnsi="Calibri" w:cs="Arial"/>
-                <w:i/>
-                <w:color w:val="548DD4"/>
+              <w:keepNext w:val="0"/>
+              <w:keepLines/>
+              <w:widowControl/>
+              <w:spacing w:before="0" w:after="0" w:line="240" w:lineRule="auto"/>
+              <w:ind w:left="0" w:right="0" w:firstLine="0"/>
+              <w:jc w:val="left"/>
+            </w:pPr>
+            <w:r>
+              <w:rPr>
+                <w:rFonts w:ascii="Calibri" w:hAnsi="Calibri"/>
+                <w:b w:val="0"/>
+                <w:i w:val="0"/>
+                <w:color w:val="000000"/>
                 <w:sz w:val="20"/>
-                <w:szCs w:val="20"/>
-                <w:lang w:eastAsia="es-CL"/>
-              </w:rPr>
-              <w:t>Escribe el nombre de tu Proyecto APT.</w:t>
+                <w:lang w:val="es-CL"/>
+              </w:rPr>
+              <w:t>Konea Focus: plataforma universitaria segura e integrada.</w:t>
             </w:r>
           </w:p>
         </w:tc>
       </w:tr>
       <w:tr>
         <w:trPr>
-          <w:trHeight w:val="418"/>
+          <w:cantSplit/>
         </w:trPr>
         <w:tc>
           <w:tcPr>
             <w:tcW w:w="3159" w:type="dxa"/>
-            <w:vAlign w:val="center"/>
+            <w:vAlign w:val="top"/>
           </w:tcPr>
           <w:p>
             <w:pPr>
@@ -742,6 +760,7 @@
               <w:rPr>
                 <w:rFonts w:ascii="Calibri" w:hAnsi="Calibri"/>
                 <w:color w:val="1F3864" w:themeColor="accent1" w:themeShade="80"/>
+                <w:sz w:val="21"/>
               </w:rPr>
               <w:t>Área (s) de desempeño(s)</w:t>
             </w:r>
@@ -750,58 +769,39 @@
         <w:tc>
           <w:tcPr>
             <w:tcW w:w="6622" w:type="dxa"/>
-            <w:vAlign w:val="center"/>
+            <w:vAlign w:val="top"/>
           </w:tcPr>
           <w:p>
             <w:pPr>
-              <w:rPr>
-                <w:b/>
-              </w:rPr>
-            </w:pPr>
-            <w:r>
-              <w:rPr>
-                <w:rFonts w:ascii="Calibri" w:hAnsi="Calibri" w:cs="Arial"/>
-                <w:i/>
-                <w:color w:val="548DD4"/>
+              <w:keepNext w:val="0"/>
+              <w:keepLines/>
+              <w:widowControl/>
+              <w:spacing w:before="0" w:after="0" w:line="240" w:lineRule="auto"/>
+              <w:ind w:left="0" w:right="0" w:firstLine="0"/>
+              <w:jc w:val="left"/>
+            </w:pPr>
+            <w:r>
+              <w:rPr>
+                <w:rFonts w:ascii="Calibri" w:hAnsi="Calibri"/>
+                <w:b w:val="0"/>
+                <w:i w:val="0"/>
+                <w:color w:val="000000"/>
                 <w:sz w:val="20"/>
-                <w:szCs w:val="20"/>
-                <w:lang w:eastAsia="es-CL"/>
-              </w:rPr>
-              <w:t xml:space="preserve">Menciona la(s) área(s) de desempeño de tu Plan de Estudio que </w:t>
-            </w:r>
-            <w:r>
-              <w:rPr>
-                <w:rFonts w:ascii="Calibri" w:hAnsi="Calibri" w:cs="Arial"/>
-                <w:i/>
-                <w:color w:val="548DD4"/>
-                <w:sz w:val="20"/>
-                <w:szCs w:val="20"/>
-                <w:lang w:eastAsia="es-CL"/>
-              </w:rPr>
-              <w:t xml:space="preserve">abordaron </w:t>
-            </w:r>
-            <w:r>
-              <w:rPr>
-                <w:rFonts w:ascii="Calibri" w:hAnsi="Calibri" w:cs="Arial"/>
-                <w:i/>
-                <w:color w:val="548DD4"/>
-                <w:sz w:val="20"/>
-                <w:szCs w:val="20"/>
-                <w:lang w:eastAsia="es-CL"/>
-              </w:rPr>
-              <w:t>tu Proyecto APT.</w:t>
+                <w:lang w:val="es-CL"/>
+              </w:rPr>
+              <w:t>Desarrollo de software; arquitectura e integración de sistemas; bases de datos; calidad y seguridad; gestión de proyectos informáticos.</w:t>
             </w:r>
           </w:p>
         </w:tc>
       </w:tr>
       <w:tr>
         <w:trPr>
-          <w:trHeight w:val="425"/>
+          <w:cantSplit/>
         </w:trPr>
         <w:tc>
           <w:tcPr>
             <w:tcW w:w="3159" w:type="dxa"/>
-            <w:vAlign w:val="center"/>
+            <w:vAlign w:val="top"/>
           </w:tcPr>
           <w:p>
             <w:pPr>
@@ -814,6 +814,7 @@
               <w:rPr>
                 <w:rFonts w:ascii="Calibri" w:hAnsi="Calibri"/>
                 <w:color w:val="1F3864" w:themeColor="accent1" w:themeShade="80"/>
+                <w:sz w:val="21"/>
               </w:rPr>
               <w:t xml:space="preserve">Competencias </w:t>
             </w:r>
@@ -830,46 +831,27 @@
         <w:tc>
           <w:tcPr>
             <w:tcW w:w="6622" w:type="dxa"/>
-            <w:vAlign w:val="center"/>
+            <w:vAlign w:val="top"/>
           </w:tcPr>
           <w:p>
             <w:pPr>
-              <w:rPr>
-                <w:b/>
-              </w:rPr>
-            </w:pPr>
-            <w:r>
-              <w:rPr>
-                <w:rFonts w:ascii="Calibri" w:hAnsi="Calibri" w:cs="Arial"/>
-                <w:i/>
-                <w:color w:val="548DD4"/>
+              <w:keepNext w:val="0"/>
+              <w:keepLines/>
+              <w:widowControl/>
+              <w:spacing w:before="0" w:after="0" w:line="240" w:lineRule="auto"/>
+              <w:ind w:left="0" w:right="0" w:firstLine="0"/>
+              <w:jc w:val="left"/>
+            </w:pPr>
+            <w:r>
+              <w:rPr>
+                <w:rFonts w:ascii="Calibri" w:hAnsi="Calibri"/>
+                <w:b w:val="0"/>
+                <w:i w:val="0"/>
+                <w:color w:val="000000"/>
                 <w:sz w:val="20"/>
-                <w:szCs w:val="20"/>
-                <w:lang w:eastAsia="es-CL"/>
-              </w:rPr>
-              <w:t xml:space="preserve">Menciona las competencias  de tu Plan de Estudio que </w:t>
-            </w:r>
-            <w:r>
-              <w:rPr>
-                <w:rFonts w:ascii="Calibri" w:hAnsi="Calibri" w:cs="Arial"/>
-                <w:i/>
-                <w:color w:val="548DD4"/>
-                <w:sz w:val="20"/>
-                <w:szCs w:val="20"/>
-                <w:lang w:eastAsia="es-CL"/>
-              </w:rPr>
-              <w:t>abordaste e</w:t>
-            </w:r>
-            <w:r>
-              <w:rPr>
-                <w:rFonts w:ascii="Calibri" w:hAnsi="Calibri" w:cs="Arial"/>
-                <w:i/>
-                <w:color w:val="548DD4"/>
-                <w:sz w:val="20"/>
-                <w:szCs w:val="20"/>
-                <w:lang w:eastAsia="es-CL"/>
-              </w:rPr>
-              <w:t>n tu Proyecto APT.</w:t>
+                <w:lang w:val="es-CL"/>
+              </w:rPr>
+              <w:t>Construcción de programas y rutinas; modelamiento de datos y consultas; diseño arquitectónico e implementación de soluciones sistémicas; administración de ambientes, aplicaciones y bases de datos; pruebas de calidad y resolución de vulnerabilidades; gestión de proyectos y análisis de alternativas; desarrollo de una propuesta tecnológica que agregue valor al entorno estudiantil.</w:t>
             </w:r>
           </w:p>
         </w:tc>
@@ -877,6 +859,7 @@
     </w:tbl>
     <w:p>
       <w:pPr>
+        <w:spacing w:before="0" w:after="0" w:line="80" w:lineRule="exact"/>
         <w:rPr>
           <w:b/>
         </w:rPr>
@@ -896,6 +879,10 @@
           <w:insideV w:val="single" w:sz="4" w:space="0" w:color="BFBFBF" w:themeColor="background1" w:themeShade="BF"/>
         </w:tblBorders>
         <w:tblLook w:val="04A0" w:firstRow="1" w:lastRow="0" w:firstColumn="1" w:lastColumn="0" w:noHBand="0" w:noVBand="1"/>
+        <w:tblCellMar>
+          <w:top w:w="70" w:type="dxa"/>
+          <w:bottom w:w="70" w:type="dxa"/>
+        </w:tblCellMar>
       </w:tblPr>
       <w:tblGrid>
         <w:gridCol w:w="3001"/>
@@ -903,7 +890,7 @@
       </w:tblGrid>
       <w:tr>
         <w:trPr>
-          <w:trHeight w:val="388"/>
+          <w:tblHeader/>
         </w:trPr>
         <w:tc>
           <w:tcPr>
@@ -949,13 +936,11 @@
         </w:tc>
       </w:tr>
       <w:tr>
-        <w:trPr>
-          <w:trHeight w:val="2266"/>
-        </w:trPr>
+        <w:trPr/>
         <w:tc>
           <w:tcPr>
             <w:tcW w:w="3001" w:type="dxa"/>
-            <w:vAlign w:val="center"/>
+            <w:vAlign w:val="top"/>
           </w:tcPr>
           <w:p>
             <w:pPr>
@@ -969,7 +954,7 @@
               <w:rPr>
                 <w:rFonts w:ascii="Calibri" w:hAnsi="Calibri"/>
                 <w:color w:val="1F3864" w:themeColor="accent1" w:themeShade="80"/>
-                <w:sz w:val="18"/>
+                <w:sz w:val="21"/>
               </w:rPr>
               <w:t xml:space="preserve">1. </w:t>
             </w:r>
@@ -977,7 +962,7 @@
               <w:rPr>
                 <w:rFonts w:ascii="Calibri" w:hAnsi="Calibri"/>
                 <w:color w:val="1F3864" w:themeColor="accent1" w:themeShade="80"/>
-                <w:sz w:val="18"/>
+                <w:sz w:val="21"/>
                 <w:szCs w:val="18"/>
               </w:rPr>
               <w:t>Relevancia del proyecto APT</w:t>
@@ -987,438 +972,79 @@
         <w:tc>
           <w:tcPr>
             <w:tcW w:w="6780" w:type="dxa"/>
-            <w:vAlign w:val="center"/>
+            <w:vAlign w:val="top"/>
           </w:tcPr>
           <w:p>
             <w:pPr>
-              <w:pStyle w:val="paragraph"/>
-              <w:numPr>
-                <w:ilvl w:val="0"/>
-                <w:numId w:val="6"/>
-              </w:numPr>
-              <w:spacing w:before="0" w:beforeAutospacing="0" w:after="0" w:afterAutospacing="0"/>
-              <w:ind w:left="301" w:hanging="283"/>
-              <w:jc w:val="both"/>
-              <w:textAlignment w:val="baseline"/>
-              <w:rPr>
-                <w:rFonts w:ascii="Segoe UI" w:hAnsi="Segoe UI" w:cs="Segoe UI"/>
-                <w:color w:val="0070C0"/>
-                <w:sz w:val="18"/>
-                <w:szCs w:val="18"/>
-              </w:rPr>
-            </w:pPr>
-            <w:r>
-              <w:rPr>
-                <w:rStyle w:val="normaltextrun"/>
-                <w:rFonts w:ascii="Calibri" w:hAnsi="Calibri" w:cs="Calibri"/>
-                <w:i/>
-                <w:iCs/>
-                <w:color w:val="0070C0"/>
-                <w:sz w:val="18"/>
-                <w:szCs w:val="18"/>
-              </w:rPr>
-              <w:t>Señala qu</w:t>
-            </w:r>
-            <w:r>
-              <w:rPr>
-                <w:rStyle w:val="normaltextrun"/>
-                <w:rFonts w:ascii="Segoe UI" w:hAnsi="Segoe UI" w:cs="Segoe UI"/>
-                <w:i/>
-                <w:iCs/>
-                <w:color w:val="0070C0"/>
-                <w:sz w:val="18"/>
-                <w:szCs w:val="18"/>
-              </w:rPr>
-              <w:t>é</w:t>
-            </w:r>
-            <w:r>
-              <w:rPr>
-                <w:rStyle w:val="normaltextrun"/>
-                <w:rFonts w:ascii="Calibri" w:hAnsi="Calibri" w:cs="Calibri"/>
-                <w:i/>
-                <w:iCs/>
-                <w:color w:val="0070C0"/>
-                <w:sz w:val="18"/>
-                <w:szCs w:val="18"/>
-              </w:rPr>
-              <w:t xml:space="preserve"> problema busc</w:t>
-            </w:r>
-            <w:r>
-              <w:rPr>
-                <w:rStyle w:val="normaltextrun"/>
-                <w:rFonts w:ascii="Calibri" w:hAnsi="Calibri" w:cs="Calibri"/>
-                <w:i/>
-                <w:iCs/>
-                <w:color w:val="0070C0"/>
-                <w:sz w:val="18"/>
-                <w:szCs w:val="18"/>
-              </w:rPr>
-              <w:t>ó</w:t>
-            </w:r>
-            <w:r>
-              <w:rPr>
-                <w:rStyle w:val="normaltextrun"/>
-                <w:rFonts w:ascii="Calibri" w:hAnsi="Calibri" w:cs="Calibri"/>
-                <w:i/>
-                <w:iCs/>
-                <w:color w:val="0070C0"/>
-                <w:sz w:val="18"/>
-                <w:szCs w:val="18"/>
-              </w:rPr>
-              <w:t xml:space="preserve"> solucionar tu proyecto</w:t>
-            </w:r>
-            <w:r>
-              <w:rPr>
-                <w:rStyle w:val="normaltextrun"/>
-                <w:rFonts w:ascii="Calibri" w:hAnsi="Calibri" w:cs="Calibri"/>
-                <w:i/>
-                <w:iCs/>
-                <w:color w:val="0070C0"/>
-                <w:sz w:val="18"/>
-                <w:szCs w:val="18"/>
-              </w:rPr>
-              <w:t xml:space="preserve"> y</w:t>
-            </w:r>
-            <w:r>
-              <w:rPr>
-                <w:rStyle w:val="normaltextrun"/>
-                <w:rFonts w:ascii="Calibri" w:hAnsi="Calibri" w:cs="Calibri"/>
-                <w:i/>
-                <w:iCs/>
-                <w:color w:val="0070C0"/>
-                <w:sz w:val="18"/>
-                <w:szCs w:val="18"/>
-              </w:rPr>
-              <w:t xml:space="preserve"> </w:t>
-            </w:r>
-            <w:r>
-              <w:rPr>
-                <w:rStyle w:val="normaltextrun"/>
-                <w:rFonts w:ascii="Calibri" w:hAnsi="Calibri" w:cs="Calibri"/>
-                <w:i/>
-                <w:iCs/>
-                <w:color w:val="0070C0"/>
-                <w:sz w:val="18"/>
-                <w:szCs w:val="18"/>
-              </w:rPr>
-              <w:t>su</w:t>
-            </w:r>
-            <w:r>
-              <w:rPr>
-                <w:rStyle w:val="normaltextrun"/>
-                <w:rFonts w:ascii="Calibri" w:hAnsi="Calibri" w:cs="Calibri"/>
-                <w:i/>
-                <w:iCs/>
-                <w:color w:val="0070C0"/>
-                <w:sz w:val="18"/>
-                <w:szCs w:val="18"/>
-              </w:rPr>
-              <w:t xml:space="preserve"> relevancia para e</w:t>
-            </w:r>
-            <w:r>
-              <w:rPr>
-                <w:rStyle w:val="normaltextrun"/>
-                <w:rFonts w:ascii="Calibri" w:hAnsi="Calibri" w:cs="Calibri"/>
-                <w:i/>
-                <w:iCs/>
-                <w:color w:val="0070C0"/>
-                <w:sz w:val="18"/>
-                <w:szCs w:val="18"/>
-              </w:rPr>
-              <w:t>l</w:t>
-            </w:r>
-            <w:r>
-              <w:rPr>
-                <w:rStyle w:val="normaltextrun"/>
-                <w:rFonts w:ascii="Calibri" w:hAnsi="Calibri" w:cs="Calibri"/>
-                <w:i/>
-                <w:iCs/>
-                <w:color w:val="0070C0"/>
-                <w:sz w:val="18"/>
-                <w:szCs w:val="18"/>
-              </w:rPr>
-              <w:t xml:space="preserve"> contexto de la profesión</w:t>
-            </w:r>
-            <w:r>
-              <w:rPr>
-                <w:rStyle w:val="normaltextrun"/>
-                <w:rFonts w:ascii="Calibri" w:hAnsi="Calibri" w:cs="Calibri"/>
-                <w:i/>
-                <w:iCs/>
-                <w:color w:val="0070C0"/>
-                <w:sz w:val="18"/>
-                <w:szCs w:val="18"/>
-              </w:rPr>
-              <w:t>. Algunas preguntas que pueden ayudarte a responder este apartado son: </w:t>
-            </w:r>
-            <w:r>
-              <w:rPr>
-                <w:rStyle w:val="eop"/>
-                <w:rFonts w:ascii="Calibri" w:hAnsi="Calibri" w:cs="Calibri"/>
-                <w:color w:val="0070C0"/>
-                <w:sz w:val="18"/>
-                <w:szCs w:val="18"/>
-              </w:rPr>
-              <w:t> </w:t>
-            </w:r>
-          </w:p>
-          <w:p>
-            <w:pPr>
-              <w:pStyle w:val="paragraph"/>
-              <w:numPr>
-                <w:ilvl w:val="0"/>
-                <w:numId w:val="5"/>
-              </w:numPr>
-              <w:spacing w:before="0" w:beforeAutospacing="0" w:after="0" w:afterAutospacing="0"/>
-              <w:jc w:val="both"/>
-              <w:textAlignment w:val="baseline"/>
-              <w:rPr>
-                <w:rFonts w:ascii="Calibri" w:hAnsi="Calibri" w:cs="Calibri"/>
-                <w:color w:val="0070C0"/>
-                <w:sz w:val="18"/>
-                <w:szCs w:val="18"/>
-              </w:rPr>
-            </w:pPr>
-            <w:r>
-              <w:rPr>
-                <w:rStyle w:val="normaltextrun"/>
-                <w:rFonts w:ascii="Calibri" w:hAnsi="Calibri" w:cs="Calibri"/>
-                <w:i/>
-                <w:iCs/>
-                <w:color w:val="0070C0"/>
-                <w:sz w:val="18"/>
-                <w:szCs w:val="18"/>
-              </w:rPr>
-              <w:t>¿Por qué es relevante este tema para el campo laboral de tu carrera?</w:t>
-            </w:r>
-            <w:r>
-              <w:rPr>
-                <w:rStyle w:val="eop"/>
-                <w:rFonts w:ascii="Calibri" w:hAnsi="Calibri" w:cs="Calibri"/>
-                <w:color w:val="0070C0"/>
-                <w:sz w:val="18"/>
-                <w:szCs w:val="18"/>
-              </w:rPr>
-              <w:t> </w:t>
-            </w:r>
-          </w:p>
-          <w:p>
-            <w:pPr>
-              <w:pStyle w:val="paragraph"/>
-              <w:numPr>
-                <w:ilvl w:val="0"/>
-                <w:numId w:val="5"/>
-              </w:numPr>
-              <w:spacing w:before="0" w:beforeAutospacing="0" w:after="0" w:afterAutospacing="0"/>
-              <w:jc w:val="both"/>
-              <w:textAlignment w:val="baseline"/>
-              <w:rPr>
-                <w:rFonts w:ascii="Calibri" w:hAnsi="Calibri" w:cs="Calibri"/>
-                <w:color w:val="0070C0"/>
-                <w:sz w:val="18"/>
-                <w:szCs w:val="18"/>
-              </w:rPr>
-            </w:pPr>
-            <w:r>
-              <w:rPr>
-                <w:rStyle w:val="normaltextrun"/>
-                <w:rFonts w:ascii="Calibri" w:hAnsi="Calibri" w:cs="Calibri"/>
-                <w:i/>
-                <w:iCs/>
-                <w:color w:val="0070C0"/>
-                <w:sz w:val="18"/>
-                <w:szCs w:val="18"/>
-              </w:rPr>
-              <w:t>¿Dónde se ubica la situación que vas a abordar? (Ej.: País, región, comuna o institución) ¿Cuáles son las características principales de ese lugar? </w:t>
-            </w:r>
-            <w:r>
-              <w:rPr>
-                <w:rStyle w:val="eop"/>
-                <w:rFonts w:ascii="Calibri" w:hAnsi="Calibri" w:cs="Calibri"/>
-                <w:color w:val="0070C0"/>
-                <w:sz w:val="18"/>
-                <w:szCs w:val="18"/>
-              </w:rPr>
-              <w:t> </w:t>
-            </w:r>
-          </w:p>
-          <w:p>
-            <w:pPr>
-              <w:pStyle w:val="paragraph"/>
-              <w:numPr>
-                <w:ilvl w:val="0"/>
-                <w:numId w:val="5"/>
-              </w:numPr>
-              <w:spacing w:before="0" w:beforeAutospacing="0" w:after="0" w:afterAutospacing="0"/>
-              <w:jc w:val="both"/>
-              <w:textAlignment w:val="baseline"/>
-              <w:rPr>
-                <w:rFonts w:ascii="Calibri" w:hAnsi="Calibri" w:cs="Calibri"/>
-                <w:color w:val="0070C0"/>
-                <w:sz w:val="18"/>
-                <w:szCs w:val="18"/>
-              </w:rPr>
-            </w:pPr>
-            <w:r>
-              <w:rPr>
-                <w:rStyle w:val="normaltextrun"/>
-                <w:rFonts w:ascii="Calibri" w:hAnsi="Calibri" w:cs="Calibri"/>
-                <w:i/>
-                <w:iCs/>
-                <w:color w:val="0070C0"/>
-                <w:sz w:val="18"/>
-                <w:szCs w:val="18"/>
-              </w:rPr>
-              <w:t xml:space="preserve">¿A quiénes afecta o impacta la situación que </w:t>
-            </w:r>
-            <w:r>
-              <w:rPr>
-                <w:rStyle w:val="normaltextrun"/>
-                <w:rFonts w:ascii="Calibri" w:hAnsi="Calibri" w:cs="Calibri"/>
-                <w:i/>
-                <w:iCs/>
-                <w:color w:val="0070C0"/>
-                <w:sz w:val="18"/>
-                <w:szCs w:val="18"/>
-              </w:rPr>
-              <w:t>abordaste</w:t>
-            </w:r>
-            <w:r>
-              <w:rPr>
-                <w:rStyle w:val="normaltextrun"/>
-                <w:rFonts w:ascii="Calibri" w:hAnsi="Calibri" w:cs="Calibri"/>
-                <w:i/>
-                <w:iCs/>
-                <w:color w:val="0070C0"/>
-                <w:sz w:val="18"/>
-                <w:szCs w:val="18"/>
-              </w:rPr>
-              <w:t>? (Ej.: Grupo etario, usuarios de algún servicio, etc.).</w:t>
-            </w:r>
-            <w:r>
-              <w:rPr>
-                <w:rStyle w:val="eop"/>
-                <w:rFonts w:ascii="Calibri" w:hAnsi="Calibri" w:cs="Calibri"/>
-                <w:color w:val="0070C0"/>
-                <w:sz w:val="18"/>
-                <w:szCs w:val="18"/>
-              </w:rPr>
-              <w:t> </w:t>
-            </w:r>
-          </w:p>
-          <w:p>
-            <w:pPr>
-              <w:pStyle w:val="paragraph"/>
-              <w:numPr>
-                <w:ilvl w:val="0"/>
-                <w:numId w:val="5"/>
-              </w:numPr>
-              <w:spacing w:before="0" w:beforeAutospacing="0" w:after="0" w:afterAutospacing="0"/>
-              <w:jc w:val="both"/>
-              <w:textAlignment w:val="baseline"/>
-              <w:rPr>
-                <w:rFonts w:ascii="Calibri" w:hAnsi="Calibri" w:cs="Calibri"/>
-                <w:color w:val="0070C0"/>
-                <w:sz w:val="18"/>
-                <w:szCs w:val="18"/>
-              </w:rPr>
-            </w:pPr>
-            <w:r>
-              <w:rPr>
-                <w:rStyle w:val="normaltextrun"/>
-                <w:rFonts w:ascii="Calibri" w:hAnsi="Calibri" w:cs="Calibri"/>
-                <w:i/>
-                <w:iCs/>
-                <w:color w:val="0070C0"/>
-                <w:sz w:val="18"/>
-                <w:szCs w:val="18"/>
-              </w:rPr>
-              <w:t xml:space="preserve">¿Cuál </w:t>
-            </w:r>
-            <w:r>
-              <w:rPr>
-                <w:rStyle w:val="normaltextrun"/>
-                <w:rFonts w:ascii="Calibri" w:hAnsi="Calibri" w:cs="Calibri"/>
-                <w:i/>
-                <w:iCs/>
-                <w:color w:val="0070C0"/>
-                <w:sz w:val="18"/>
-                <w:szCs w:val="18"/>
-              </w:rPr>
-              <w:t>fue</w:t>
-            </w:r>
-            <w:r>
-              <w:rPr>
-                <w:rStyle w:val="normaltextrun"/>
-                <w:rFonts w:ascii="Calibri" w:hAnsi="Calibri" w:cs="Calibri"/>
-                <w:i/>
-                <w:iCs/>
-                <w:color w:val="0070C0"/>
-                <w:sz w:val="18"/>
-                <w:szCs w:val="18"/>
-              </w:rPr>
-              <w:t xml:space="preserve"> el aporte de valor (real o simulado) de tu Proyecto APT para el contexto laboral y/o social en que se situ</w:t>
-            </w:r>
-            <w:r>
-              <w:rPr>
-                <w:rStyle w:val="normaltextrun"/>
-                <w:rFonts w:ascii="Calibri" w:hAnsi="Calibri" w:cs="Calibri"/>
-                <w:i/>
-                <w:iCs/>
-                <w:color w:val="0070C0"/>
-                <w:sz w:val="18"/>
-                <w:szCs w:val="18"/>
-              </w:rPr>
-              <w:t>ó</w:t>
-            </w:r>
-            <w:r>
-              <w:rPr>
-                <w:rStyle w:val="normaltextrun"/>
-                <w:rFonts w:ascii="Calibri" w:hAnsi="Calibri" w:cs="Calibri"/>
-                <w:i/>
-                <w:iCs/>
-                <w:color w:val="0070C0"/>
-                <w:sz w:val="18"/>
-                <w:szCs w:val="18"/>
-              </w:rPr>
-              <w:t>?</w:t>
-            </w:r>
-            <w:r>
-              <w:rPr>
-                <w:rStyle w:val="eop"/>
-                <w:rFonts w:ascii="Calibri" w:hAnsi="Calibri" w:cs="Calibri"/>
-                <w:color w:val="0070C0"/>
-                <w:sz w:val="18"/>
-                <w:szCs w:val="18"/>
-              </w:rPr>
-              <w:t> </w:t>
-            </w:r>
-          </w:p>
-          <w:p>
-            <w:pPr>
-              <w:pStyle w:val="Prrafodelista"/>
-              <w:spacing w:after="0" w:line="240" w:lineRule="auto"/>
-              <w:jc w:val="both"/>
-              <w:rPr>
-                <w:rFonts w:ascii="Calibri" w:hAnsi="Calibri" w:cs="Arial"/>
-                <w:i/>
-                <w:color w:val="0070C0"/>
-                <w:sz w:val="18"/>
-                <w:szCs w:val="20"/>
-                <w:lang w:eastAsia="es-CL"/>
-              </w:rPr>
-            </w:pPr>
+              <w:keepNext w:val="0"/>
+              <w:keepLines/>
+              <w:widowControl/>
+              <w:spacing w:before="0" w:after="60" w:line="240" w:lineRule="auto"/>
+              <w:ind w:left="0" w:right="0" w:firstLine="0"/>
+              <w:jc w:val="left"/>
+            </w:pPr>
+            <w:r>
+              <w:rPr>
+                <w:rFonts w:ascii="Calibri" w:hAnsi="Calibri"/>
+                <w:b w:val="0"/>
+                <w:i w:val="0"/>
+                <w:color w:val="000000"/>
+                <w:sz w:val="20"/>
+                <w:lang w:val="es-CL"/>
+              </w:rPr>
+              <w:t>Konea Focus aborda la fragmentación de herramientas que utilizan los estudiantes de educación superior para comunicarse, coordinar trabajos, organizar evaluaciones, solicitar apoyo y gestionar sus tiempos de estudio. La propuesta se sitúa en el entorno universitario, donde redes sociales, mensajería, calendarios y plataformas académicas funcionan de forma separada.</w:t>
+            </w:r>
+          </w:p>
+          <w:p>
+            <w:pPr>
+              <w:keepNext w:val="0"/>
+              <w:keepLines/>
+              <w:widowControl/>
+              <w:spacing w:before="0" w:after="60" w:line="240" w:lineRule="auto"/>
+              <w:ind w:left="0" w:right="0" w:firstLine="0"/>
+              <w:jc w:val="left"/>
+            </w:pPr>
+            <w:r>
+              <w:rPr>
+                <w:rFonts w:ascii="Calibri" w:hAnsi="Calibri"/>
+                <w:b w:val="0"/>
+                <w:i w:val="0"/>
+                <w:color w:val="000000"/>
+                <w:sz w:val="20"/>
+                <w:lang w:val="es-CL"/>
+              </w:rPr>
+              <w:t>El aporte consiste en reunir perfiles-portafolio, comunidad, conexiones consentidas, chat, colaboración, moderación y organización académica en una misma plataforma. No existe un directorio global de estudiantes y las conexiones requieren reciprocidad o consentimiento explícito. DUCO prepara borradores revisables y FocusBuddy complementa el sistema con sesiones de concentración y estadísticas.</w:t>
+            </w:r>
+          </w:p>
+          <w:p>
+            <w:pPr>
+              <w:keepNext w:val="0"/>
+              <w:keepLines/>
+              <w:widowControl/>
+              <w:spacing w:before="0" w:after="0" w:line="240" w:lineRule="auto"/>
+              <w:ind w:left="0" w:right="0" w:firstLine="0"/>
+              <w:jc w:val="left"/>
+            </w:pPr>
+            <w:r>
+              <w:rPr>
+                <w:rFonts w:ascii="Calibri" w:hAnsi="Calibri"/>
+                <w:b w:val="0"/>
+                <w:i w:val="0"/>
+                <w:color w:val="000000"/>
+                <w:sz w:val="20"/>
+                <w:lang w:val="es-CL"/>
+              </w:rPr>
+              <w:t>Su relevancia profesional está en integrar interfaz web, escritorio, API, base de datos, permisos, archivos, IA configurable y pruebas en una solución demostrable. El resultado es un MVP local, no un servicio productivo o institucionalmente autorizado. No reemplaza sistemas oficiales, protocolos de bienestar ni canales de emergencia.</w:t>
+            </w:r>
           </w:p>
         </w:tc>
       </w:tr>
       <w:tr>
-        <w:trPr>
-          <w:trHeight w:val="838"/>
-        </w:trPr>
+        <w:trPr/>
         <w:tc>
           <w:tcPr>
             <w:tcW w:w="3001" w:type="dxa"/>
-            <w:vAlign w:val="center"/>
+            <w:vAlign w:val="top"/>
           </w:tcPr>
           <w:p>
             <w:pPr>
@@ -1432,7 +1058,7 @@
               <w:rPr>
                 <w:rFonts w:ascii="Calibri" w:hAnsi="Calibri"/>
                 <w:color w:val="1F3864" w:themeColor="accent1" w:themeShade="80"/>
-                <w:sz w:val="18"/>
+                <w:sz w:val="21"/>
               </w:rPr>
               <w:t xml:space="preserve">2. Objetivos </w:t>
             </w:r>
@@ -1441,71 +1067,261 @@
         <w:tc>
           <w:tcPr>
             <w:tcW w:w="6780" w:type="dxa"/>
-            <w:vAlign w:val="center"/>
+            <w:vAlign w:val="top"/>
           </w:tcPr>
           <w:p>
             <w:pPr>
-              <w:pStyle w:val="Prrafodelista"/>
-              <w:numPr>
-                <w:ilvl w:val="0"/>
-                <w:numId w:val="1"/>
-              </w:numPr>
-              <w:spacing w:after="0" w:line="240" w:lineRule="auto"/>
-              <w:ind w:left="314" w:hanging="284"/>
-              <w:jc w:val="both"/>
-              <w:rPr>
-                <w:rFonts w:ascii="Calibri" w:hAnsi="Calibri" w:cs="Arial"/>
-                <w:i/>
-                <w:color w:val="0070C0"/>
-                <w:sz w:val="18"/>
-                <w:szCs w:val="20"/>
-                <w:lang w:eastAsia="es-CL"/>
-              </w:rPr>
-            </w:pPr>
-            <w:r>
-              <w:rPr>
-                <w:rFonts w:ascii="Calibri" w:hAnsi="Calibri" w:cs="Arial"/>
-                <w:i/>
-                <w:color w:val="0070C0"/>
-                <w:sz w:val="18"/>
-                <w:szCs w:val="20"/>
-                <w:lang w:eastAsia="es-CL"/>
-              </w:rPr>
-              <w:t>Objetivo general y específicos.</w:t>
-            </w:r>
-          </w:p>
-          <w:p>
-            <w:pPr>
-              <w:pStyle w:val="Prrafodelista"/>
-              <w:jc w:val="both"/>
-              <w:rPr>
-                <w:rFonts w:ascii="Calibri" w:hAnsi="Calibri" w:cs="Arial"/>
-                <w:i/>
-                <w:color w:val="0070C0"/>
-                <w:sz w:val="18"/>
-                <w:szCs w:val="20"/>
-                <w:lang w:eastAsia="es-CL"/>
-              </w:rPr>
-            </w:pPr>
-            <w:r>
-              <w:rPr>
-                <w:rFonts w:ascii="Calibri" w:hAnsi="Calibri" w:cs="Arial"/>
-                <w:i/>
-                <w:color w:val="0070C0"/>
-                <w:sz w:val="18"/>
-                <w:szCs w:val="20"/>
-                <w:lang w:eastAsia="es-CL"/>
-              </w:rPr>
-              <w:t>¿Cuál es el objetivo general de tu Proyecto APT? ¿Cuáles son los objetivos específicos de tu Proyecto APT?</w:t>
+              <w:keepNext w:val="0"/>
+              <w:keepLines/>
+              <w:widowControl/>
+              <w:spacing w:before="0" w:after="60" w:line="240" w:lineRule="auto"/>
+              <w:ind w:left="0" w:right="0" w:firstLine="0"/>
+              <w:jc w:val="left"/>
+            </w:pPr>
+            <w:r>
+              <w:rPr>
+                <w:rFonts w:ascii="Calibri" w:hAnsi="Calibri"/>
+                <w:b/>
+                <w:i w:val="0"/>
+                <w:color w:val="000000"/>
+                <w:sz w:val="20"/>
+                <w:lang w:val="es-CL"/>
+              </w:rPr>
+              <w:t xml:space="preserve">Objetivo general: </w:t>
+            </w:r>
+            <w:r>
+              <w:rPr>
+                <w:rFonts w:ascii="Calibri" w:hAnsi="Calibri"/>
+                <w:b w:val="0"/>
+                <w:i w:val="0"/>
+                <w:color w:val="000000"/>
+                <w:sz w:val="20"/>
+                <w:lang w:val="es-CL"/>
+              </w:rPr>
+              <w:t>Desarrollar y validar un MVP de Konea Focus, una plataforma universitaria integrada que combine comunidad social basada en consentimiento, comunicación y colaboración, organización académica asistida y sesiones de concentración, mediante una arquitectura segura, persistente y reproducible que apoye la conexión y autogestión de estudiantes de educación superior.</w:t>
+            </w:r>
+          </w:p>
+          <w:p>
+            <w:pPr>
+              <w:keepNext/>
+              <w:keepLines/>
+              <w:widowControl/>
+              <w:spacing w:before="0" w:after="60" w:line="240" w:lineRule="auto"/>
+              <w:ind w:left="0" w:right="0" w:firstLine="0"/>
+              <w:jc w:val="left"/>
+            </w:pPr>
+            <w:r>
+              <w:rPr>
+                <w:rFonts w:ascii="Calibri" w:hAnsi="Calibri"/>
+                <w:b/>
+                <w:i w:val="0"/>
+                <w:color w:val="000000"/>
+                <w:sz w:val="20"/>
+                <w:lang w:val="es-CL"/>
+              </w:rPr>
+              <w:t>Objetivos específicos:</w:t>
+            </w:r>
+          </w:p>
+          <w:p>
+            <w:pPr>
+              <w:keepNext w:val="0"/>
+              <w:keepLines/>
+              <w:widowControl/>
+              <w:spacing w:before="0" w:after="60" w:line="240" w:lineRule="auto"/>
+              <w:ind w:left="0" w:right="0" w:firstLine="0"/>
+              <w:jc w:val="left"/>
+            </w:pPr>
+            <w:r>
+              <w:rPr>
+                <w:rFonts w:ascii="Calibri" w:hAnsi="Calibri"/>
+                <w:b/>
+                <w:i w:val="0"/>
+                <w:color w:val="000000"/>
+                <w:sz w:val="20"/>
+                <w:lang w:val="es-CL"/>
+              </w:rPr>
+              <w:t xml:space="preserve">1. </w:t>
+            </w:r>
+            <w:r>
+              <w:rPr>
+                <w:rFonts w:ascii="Calibri" w:hAnsi="Calibri"/>
+                <w:b w:val="0"/>
+                <w:i w:val="0"/>
+                <w:color w:val="000000"/>
+                <w:sz w:val="20"/>
+                <w:lang w:val="es-CL"/>
+              </w:rPr>
+              <w:t>Implementar cuentas seguras y perfiles-portafolio que representen formación, proyectos y logros del estudiante.</w:t>
+            </w:r>
+          </w:p>
+          <w:p>
+            <w:pPr>
+              <w:keepNext w:val="0"/>
+              <w:keepLines/>
+              <w:widowControl/>
+              <w:spacing w:before="0" w:after="60" w:line="240" w:lineRule="auto"/>
+              <w:ind w:left="0" w:right="0" w:firstLine="0"/>
+              <w:jc w:val="left"/>
+            </w:pPr>
+            <w:r>
+              <w:rPr>
+                <w:rFonts w:ascii="Calibri" w:hAnsi="Calibri"/>
+                <w:b/>
+                <w:i w:val="0"/>
+                <w:color w:val="000000"/>
+                <w:sz w:val="20"/>
+                <w:lang w:val="es-CL"/>
+              </w:rPr>
+              <w:t xml:space="preserve">2. </w:t>
+            </w:r>
+            <w:r>
+              <w:rPr>
+                <w:rFonts w:ascii="Calibri" w:hAnsi="Calibri"/>
+                <w:b w:val="0"/>
+                <w:i w:val="0"/>
+                <w:color w:val="000000"/>
+                <w:sz w:val="20"/>
+                <w:lang w:val="es-CL"/>
+              </w:rPr>
+              <w:t>Desarrollar publicaciones, comentarios, conexiones consentidas y mensajería directa o grupal para una comunidad universitaria.</w:t>
+            </w:r>
+          </w:p>
+          <w:p>
+            <w:pPr>
+              <w:keepNext w:val="0"/>
+              <w:keepLines/>
+              <w:widowControl/>
+              <w:spacing w:before="0" w:after="60" w:line="240" w:lineRule="auto"/>
+              <w:ind w:left="0" w:right="0" w:firstLine="0"/>
+              <w:jc w:val="left"/>
+            </w:pPr>
+            <w:r>
+              <w:rPr>
+                <w:rFonts w:ascii="Calibri" w:hAnsi="Calibri"/>
+                <w:b/>
+                <w:i w:val="0"/>
+                <w:color w:val="000000"/>
+                <w:sz w:val="20"/>
+                <w:lang w:val="es-CL"/>
+              </w:rPr>
+              <w:t xml:space="preserve">3. </w:t>
+            </w:r>
+            <w:r>
+              <w:rPr>
+                <w:rFonts w:ascii="Calibri" w:hAnsi="Calibri"/>
+                <w:b w:val="0"/>
+                <w:i w:val="0"/>
+                <w:color w:val="000000"/>
+                <w:sz w:val="20"/>
+                <w:lang w:val="es-CL"/>
+              </w:rPr>
+              <w:t>Incorporar notificaciones, tareas, encuestas, reportes, roles y moderación trazable para apoyar una interacción responsable.</w:t>
+            </w:r>
+          </w:p>
+          <w:p>
+            <w:pPr>
+              <w:keepNext w:val="0"/>
+              <w:keepLines/>
+              <w:widowControl/>
+              <w:spacing w:before="0" w:after="60" w:line="240" w:lineRule="auto"/>
+              <w:ind w:left="0" w:right="0" w:firstLine="0"/>
+              <w:jc w:val="left"/>
+            </w:pPr>
+            <w:r>
+              <w:rPr>
+                <w:rFonts w:ascii="Calibri" w:hAnsi="Calibri"/>
+                <w:b/>
+                <w:i w:val="0"/>
+                <w:color w:val="000000"/>
+                <w:sz w:val="20"/>
+                <w:lang w:val="es-CL"/>
+              </w:rPr>
+              <w:t xml:space="preserve">4. </w:t>
+            </w:r>
+            <w:r>
+              <w:rPr>
+                <w:rFonts w:ascii="Calibri" w:hAnsi="Calibri"/>
+                <w:b w:val="0"/>
+                <w:i w:val="0"/>
+                <w:color w:val="000000"/>
+                <w:sz w:val="20"/>
+                <w:lang w:val="es-CL"/>
+              </w:rPr>
+              <w:t>Centralizar asignaturas, pendientes, datos AVA voluntarios y solicitudes, con asistencia inteligente supervisada y confirmación humana.</w:t>
+            </w:r>
+          </w:p>
+          <w:p>
+            <w:pPr>
+              <w:keepNext w:val="0"/>
+              <w:keepLines/>
+              <w:widowControl/>
+              <w:spacing w:before="0" w:after="60" w:line="240" w:lineRule="auto"/>
+              <w:ind w:left="0" w:right="0" w:firstLine="0"/>
+              <w:jc w:val="left"/>
+            </w:pPr>
+            <w:r>
+              <w:rPr>
+                <w:rFonts w:ascii="Calibri" w:hAnsi="Calibri"/>
+                <w:b/>
+                <w:i w:val="0"/>
+                <w:color w:val="000000"/>
+                <w:sz w:val="20"/>
+                <w:lang w:val="es-CL"/>
+              </w:rPr>
+              <w:t xml:space="preserve">5. </w:t>
+            </w:r>
+            <w:r>
+              <w:rPr>
+                <w:rFonts w:ascii="Calibri" w:hAnsi="Calibri"/>
+                <w:b w:val="0"/>
+                <w:i w:val="0"/>
+                <w:color w:val="000000"/>
+                <w:sz w:val="20"/>
+                <w:lang w:val="es-CL"/>
+              </w:rPr>
+              <w:t>Registrar sesiones de estudio con distintos métodos y visualizar estadísticas desde la web y un cliente de escritorio.</w:t>
+            </w:r>
+          </w:p>
+          <w:p>
+            <w:pPr>
+              <w:keepNext w:val="0"/>
+              <w:keepLines/>
+              <w:widowControl/>
+              <w:spacing w:before="0" w:after="0" w:line="240" w:lineRule="auto"/>
+              <w:ind w:left="0" w:right="0" w:firstLine="0"/>
+              <w:jc w:val="left"/>
+            </w:pPr>
+            <w:r>
+              <w:rPr>
+                <w:rFonts w:ascii="Calibri" w:hAnsi="Calibri"/>
+                <w:b/>
+                <w:i w:val="0"/>
+                <w:color w:val="000000"/>
+                <w:sz w:val="20"/>
+                <w:lang w:val="es-CL"/>
+              </w:rPr>
+              <w:t xml:space="preserve">6. </w:t>
+            </w:r>
+            <w:r>
+              <w:rPr>
+                <w:rFonts w:ascii="Calibri" w:hAnsi="Calibri"/>
+                <w:b w:val="0"/>
+                <w:i w:val="0"/>
+                <w:color w:val="000000"/>
+                <w:sz w:val="20"/>
+                <w:lang w:val="es-CL"/>
+              </w:rPr>
+              <w:t>Integrar web, API, base de datos y escritorio en una arquitectura reproducible, protegida, documentada y verificable mediante pruebas.</w:t>
             </w:r>
           </w:p>
         </w:tc>
       </w:tr>
       <w:tr>
+        <w:trPr/>
         <w:tc>
           <w:tcPr>
             <w:tcW w:w="3001" w:type="dxa"/>
-            <w:vAlign w:val="center"/>
+            <w:vAlign w:val="top"/>
           </w:tcPr>
           <w:p>
             <w:pPr>
@@ -1519,7 +1335,7 @@
               <w:rPr>
                 <w:rFonts w:ascii="Calibri" w:hAnsi="Calibri"/>
                 <w:color w:val="1F3864" w:themeColor="accent1" w:themeShade="80"/>
-                <w:sz w:val="18"/>
+                <w:sz w:val="21"/>
               </w:rPr>
               <w:t>3. Metodología</w:t>
             </w:r>
@@ -1528,119 +1344,58 @@
         <w:tc>
           <w:tcPr>
             <w:tcW w:w="6780" w:type="dxa"/>
-            <w:vAlign w:val="center"/>
+            <w:vAlign w:val="top"/>
           </w:tcPr>
           <w:p>
             <w:pPr>
-              <w:pStyle w:val="Prrafodelista"/>
-              <w:numPr>
-                <w:ilvl w:val="0"/>
-                <w:numId w:val="1"/>
-              </w:numPr>
-              <w:spacing w:after="0" w:line="240" w:lineRule="auto"/>
-              <w:ind w:left="318" w:hanging="284"/>
-              <w:jc w:val="both"/>
-              <w:rPr>
-                <w:rFonts w:ascii="Calibri" w:hAnsi="Calibri" w:cs="Arial"/>
-                <w:i/>
-                <w:color w:val="0070C0"/>
-                <w:sz w:val="18"/>
-                <w:szCs w:val="20"/>
-                <w:lang w:eastAsia="es-CL"/>
-              </w:rPr>
-            </w:pPr>
-            <w:r>
-              <w:rPr>
-                <w:rFonts w:ascii="Calibri" w:hAnsi="Calibri" w:cs="Arial"/>
-                <w:i/>
-                <w:color w:val="0070C0"/>
-                <w:sz w:val="18"/>
-                <w:szCs w:val="20"/>
-                <w:lang w:eastAsia="es-CL"/>
-              </w:rPr>
-              <w:t>Metodología utilizada y su pertinencia para cumplir objetivos.</w:t>
-            </w:r>
-          </w:p>
-          <w:p>
-            <w:pPr>
-              <w:ind w:left="720"/>
-              <w:rPr>
-                <w:rFonts w:ascii="Calibri" w:hAnsi="Calibri" w:cs="Arial"/>
-                <w:i/>
-                <w:color w:val="0070C0"/>
-                <w:sz w:val="18"/>
-                <w:szCs w:val="20"/>
-                <w:lang w:eastAsia="es-CL"/>
-              </w:rPr>
-            </w:pPr>
-            <w:r>
-              <w:rPr>
-                <w:rFonts w:ascii="Calibri" w:hAnsi="Calibri" w:cs="Arial"/>
-                <w:i/>
-                <w:color w:val="0070C0"/>
-                <w:sz w:val="18"/>
-                <w:szCs w:val="20"/>
-                <w:lang w:eastAsia="es-CL"/>
-              </w:rPr>
-              <w:t>¿Qué metodología utilizaste para desarrollar tu Proyecto APT?</w:t>
-            </w:r>
-            <w:r>
-              <w:rPr>
-                <w:rFonts w:ascii="Calibri" w:hAnsi="Calibri" w:cs="Arial"/>
-                <w:i/>
-                <w:color w:val="0070C0"/>
-                <w:sz w:val="18"/>
-                <w:szCs w:val="20"/>
-                <w:lang w:eastAsia="es-CL"/>
-              </w:rPr>
-              <w:t xml:space="preserve"> Describe las fases y procedimientos que llevaste a cabo para ejecutar tu proyecto.</w:t>
-            </w:r>
-          </w:p>
-          <w:p>
-            <w:pPr>
-              <w:ind w:left="720"/>
-              <w:rPr>
-                <w:rFonts w:ascii="Calibri" w:hAnsi="Calibri" w:cs="Arial"/>
-                <w:i/>
-                <w:color w:val="0070C0"/>
-                <w:sz w:val="18"/>
-                <w:szCs w:val="20"/>
-                <w:lang w:eastAsia="es-CL"/>
-              </w:rPr>
-            </w:pPr>
-            <w:r>
-              <w:rPr>
-                <w:rFonts w:ascii="Calibri" w:hAnsi="Calibri" w:cs="Arial"/>
-                <w:i/>
-                <w:color w:val="0070C0"/>
-                <w:sz w:val="18"/>
-                <w:szCs w:val="20"/>
-                <w:lang w:eastAsia="es-CL"/>
-              </w:rPr>
-              <w:t>Fundamenta, ¿p</w:t>
-            </w:r>
-            <w:r>
-              <w:rPr>
-                <w:rFonts w:ascii="Calibri" w:hAnsi="Calibri" w:cs="Arial"/>
-                <w:i/>
-                <w:color w:val="0070C0"/>
-                <w:sz w:val="18"/>
-                <w:szCs w:val="20"/>
-                <w:lang w:eastAsia="es-CL"/>
-              </w:rPr>
-              <w:t>or qué esta metodología era pertinente para cumplir los objetivos planteados?</w:t>
+              <w:keepNext w:val="0"/>
+              <w:keepLines/>
+              <w:widowControl/>
+              <w:spacing w:before="0" w:after="60" w:line="240" w:lineRule="auto"/>
+              <w:ind w:left="0" w:right="0" w:firstLine="0"/>
+              <w:jc w:val="left"/>
+            </w:pPr>
+            <w:r>
+              <w:rPr>
+                <w:rFonts w:ascii="Calibri" w:hAnsi="Calibri"/>
+                <w:b w:val="0"/>
+                <w:i w:val="0"/>
+                <w:color w:val="000000"/>
+                <w:sz w:val="20"/>
+                <w:lang w:val="es-CL"/>
+              </w:rPr>
+              <w:t>Se utilizó una metodología de cascada adaptada, organizada en diagnóstico, requisitos, diseño, construcción, integración, pruebas y documentación. En el diagnóstico se revisaron versiones antiguas y dependencias; en requisitos se definieron el problema, los objetivos, los actores y los criterios de aceptación; y en diseño se establecieron la arquitectura, el modelo de datos, los permisos y los flujos. La construcción desarrolló los módulos; la integración conectó web, API, base de datos y escritorio; las pruebas comprobaron tipos, código, funcionamiento y compilación; y la documentación consolidó guías, requisitos y evidencias.</w:t>
+            </w:r>
+          </w:p>
+          <w:p>
+            <w:pPr>
+              <w:keepNext w:val="0"/>
+              <w:keepLines/>
+              <w:widowControl/>
+              <w:spacing w:before="0" w:after="0" w:line="240" w:lineRule="auto"/>
+              <w:ind w:left="0" w:right="0" w:firstLine="0"/>
+              <w:jc w:val="left"/>
+            </w:pPr>
+            <w:r>
+              <w:rPr>
+                <w:rFonts w:ascii="Calibri" w:hAnsi="Calibri"/>
+                <w:b w:val="0"/>
+                <w:i w:val="0"/>
+                <w:color w:val="000000"/>
+                <w:sz w:val="20"/>
+                <w:lang w:val="es-CL"/>
+              </w:rPr>
+              <w:t>Cada etapa mantiene entregables definidos y admite retrocesos correctivos cuando una prueba o revisión detecta problemas. Esta adaptación permitió actualizar el alcance documental sin descartar avances de construcción. Es pertinente para organizar las evidencias y mantener la trazabilidad entre requisitos, diseño, implementación y validación.</w:t>
             </w:r>
           </w:p>
         </w:tc>
       </w:tr>
       <w:tr>
-        <w:trPr>
-          <w:trHeight w:val="2117"/>
-        </w:trPr>
+        <w:trPr/>
         <w:tc>
           <w:tcPr>
             <w:tcW w:w="3001" w:type="dxa"/>
-            <w:vAlign w:val="center"/>
+            <w:vAlign w:val="top"/>
           </w:tcPr>
           <w:p>
             <w:pPr>
@@ -1654,7 +1409,7 @@
               <w:rPr>
                 <w:rFonts w:ascii="Calibri" w:hAnsi="Calibri"/>
                 <w:color w:val="1F3864" w:themeColor="accent1" w:themeShade="80"/>
-                <w:sz w:val="18"/>
+                <w:sz w:val="21"/>
               </w:rPr>
               <w:lastRenderedPageBreak/>
               <w:t>4. Desarrollo</w:t>
@@ -1664,287 +1419,165 @@
         <w:tc>
           <w:tcPr>
             <w:tcW w:w="6780" w:type="dxa"/>
-            <w:vAlign w:val="center"/>
+            <w:vAlign w:val="top"/>
           </w:tcPr>
           <w:p>
             <w:pPr>
-              <w:pStyle w:val="Prrafodelista"/>
-              <w:numPr>
-                <w:ilvl w:val="0"/>
-                <w:numId w:val="1"/>
-              </w:numPr>
-              <w:spacing w:after="0" w:line="240" w:lineRule="auto"/>
-              <w:ind w:left="318" w:hanging="284"/>
-              <w:jc w:val="both"/>
-              <w:rPr>
-                <w:rFonts w:ascii="Calibri" w:hAnsi="Calibri" w:cs="Arial"/>
-                <w:i/>
-                <w:color w:val="0070C0"/>
-                <w:sz w:val="18"/>
-                <w:szCs w:val="20"/>
-                <w:lang w:eastAsia="es-CL"/>
-              </w:rPr>
-            </w:pPr>
-            <w:r>
-              <w:rPr>
-                <w:rFonts w:ascii="Calibri" w:hAnsi="Calibri" w:cs="Arial"/>
-                <w:i/>
-                <w:color w:val="0070C0"/>
-                <w:sz w:val="18"/>
-                <w:szCs w:val="20"/>
-                <w:lang w:eastAsia="es-CL"/>
-              </w:rPr>
-              <w:t>Descripción de las etapas o actividades del Proyecto APT.</w:t>
-            </w:r>
-          </w:p>
-          <w:p>
-            <w:pPr>
-              <w:pStyle w:val="Prrafodelista"/>
-              <w:jc w:val="both"/>
-              <w:rPr>
-                <w:rFonts w:ascii="Calibri" w:hAnsi="Calibri" w:cs="Arial"/>
-                <w:i/>
-                <w:color w:val="0070C0"/>
-                <w:sz w:val="18"/>
-                <w:szCs w:val="20"/>
-                <w:lang w:eastAsia="es-CL"/>
-              </w:rPr>
-            </w:pPr>
-            <w:r>
-              <w:rPr>
-                <w:rFonts w:ascii="Calibri" w:hAnsi="Calibri" w:cs="Arial"/>
-                <w:i/>
-                <w:color w:val="0070C0"/>
-                <w:sz w:val="18"/>
-                <w:szCs w:val="20"/>
-                <w:lang w:eastAsia="es-CL"/>
-              </w:rPr>
-              <w:t xml:space="preserve">¿Cuáles fueron las etapas o actividades </w:t>
-            </w:r>
-            <w:r>
-              <w:rPr>
-                <w:rFonts w:ascii="Calibri" w:hAnsi="Calibri" w:cs="Arial"/>
-                <w:i/>
-                <w:color w:val="0070C0"/>
-                <w:sz w:val="18"/>
-                <w:szCs w:val="20"/>
-                <w:lang w:eastAsia="es-CL"/>
-              </w:rPr>
-              <w:t>que desarrollaste en</w:t>
-            </w:r>
-            <w:r>
-              <w:rPr>
-                <w:rFonts w:ascii="Calibri" w:hAnsi="Calibri" w:cs="Arial"/>
-                <w:i/>
-                <w:color w:val="0070C0"/>
-                <w:sz w:val="18"/>
-                <w:szCs w:val="20"/>
-                <w:lang w:eastAsia="es-CL"/>
-              </w:rPr>
-              <w:t xml:space="preserve"> tu Proyecto APT?</w:t>
-            </w:r>
-          </w:p>
-          <w:p>
-            <w:pPr>
-              <w:pStyle w:val="Prrafodelista"/>
-              <w:numPr>
-                <w:ilvl w:val="0"/>
-                <w:numId w:val="1"/>
-              </w:numPr>
-              <w:spacing w:after="0" w:line="240" w:lineRule="auto"/>
-              <w:ind w:left="318" w:hanging="284"/>
-              <w:jc w:val="both"/>
-              <w:rPr>
-                <w:rFonts w:ascii="Calibri" w:hAnsi="Calibri" w:cs="Arial"/>
-                <w:i/>
-                <w:color w:val="0070C0"/>
-                <w:sz w:val="18"/>
-                <w:szCs w:val="20"/>
-                <w:lang w:eastAsia="es-CL"/>
-              </w:rPr>
-            </w:pPr>
-            <w:r>
-              <w:rPr>
-                <w:rFonts w:ascii="Calibri" w:hAnsi="Calibri" w:cs="Arial"/>
-                <w:i/>
-                <w:color w:val="0070C0"/>
-                <w:sz w:val="18"/>
-                <w:szCs w:val="20"/>
-                <w:lang w:eastAsia="es-CL"/>
-              </w:rPr>
-              <w:t>Dificultades y facilitadores en el desarrollo del Proyecto APT</w:t>
-            </w:r>
-            <w:r>
-              <w:rPr>
-                <w:rFonts w:ascii="Calibri" w:hAnsi="Calibri" w:cs="Arial"/>
-                <w:i/>
-                <w:color w:val="0070C0"/>
-                <w:sz w:val="18"/>
-                <w:szCs w:val="20"/>
-                <w:lang w:eastAsia="es-CL"/>
-              </w:rPr>
-              <w:t>.</w:t>
-            </w:r>
-          </w:p>
-          <w:p>
-            <w:pPr>
-              <w:pStyle w:val="Prrafodelista"/>
-              <w:jc w:val="both"/>
-              <w:rPr>
-                <w:rFonts w:ascii="Calibri" w:hAnsi="Calibri" w:cs="Arial"/>
-                <w:i/>
-                <w:color w:val="0070C0"/>
-                <w:sz w:val="18"/>
-                <w:szCs w:val="20"/>
-                <w:lang w:eastAsia="es-CL"/>
-              </w:rPr>
-            </w:pPr>
-            <w:r>
-              <w:rPr>
-                <w:rFonts w:ascii="Calibri" w:hAnsi="Calibri" w:cs="Arial"/>
-                <w:i/>
-                <w:color w:val="0070C0"/>
-                <w:sz w:val="18"/>
-                <w:szCs w:val="20"/>
-                <w:lang w:eastAsia="es-CL"/>
-              </w:rPr>
-              <w:t>¿Qué elementos/aspectos te facilitaron o ayudaron en el desarrollo de tu proyecto APT?</w:t>
-            </w:r>
-          </w:p>
-          <w:p>
-            <w:pPr>
-              <w:pStyle w:val="Prrafodelista"/>
-              <w:jc w:val="both"/>
-              <w:rPr>
-                <w:rFonts w:ascii="Calibri" w:hAnsi="Calibri" w:cs="Arial"/>
-                <w:i/>
-                <w:color w:val="0070C0"/>
-                <w:sz w:val="18"/>
-                <w:szCs w:val="20"/>
-                <w:lang w:eastAsia="es-CL"/>
-              </w:rPr>
-            </w:pPr>
-            <w:r>
-              <w:rPr>
-                <w:rFonts w:ascii="Calibri" w:hAnsi="Calibri" w:cs="Arial"/>
-                <w:i/>
-                <w:color w:val="0070C0"/>
-                <w:sz w:val="18"/>
-                <w:szCs w:val="20"/>
-                <w:lang w:eastAsia="es-CL"/>
-              </w:rPr>
-              <w:t>¿A qué dificultades</w:t>
-            </w:r>
-            <w:r>
-              <w:rPr>
-                <w:rFonts w:ascii="Calibri" w:hAnsi="Calibri" w:cs="Arial"/>
-                <w:i/>
-                <w:color w:val="0070C0"/>
-                <w:sz w:val="18"/>
-                <w:szCs w:val="20"/>
-                <w:lang w:eastAsia="es-CL"/>
-              </w:rPr>
-              <w:t xml:space="preserve"> enfrentaste en el desarrollo de tu Proyecto APT?</w:t>
-            </w:r>
-          </w:p>
-          <w:p>
-            <w:pPr>
-              <w:pStyle w:val="Prrafodelista"/>
-              <w:numPr>
-                <w:ilvl w:val="0"/>
-                <w:numId w:val="1"/>
-              </w:numPr>
-              <w:spacing w:after="0" w:line="240" w:lineRule="auto"/>
-              <w:ind w:left="318" w:hanging="284"/>
-              <w:jc w:val="both"/>
-              <w:rPr>
-                <w:rFonts w:ascii="Calibri" w:hAnsi="Calibri" w:cs="Arial"/>
-                <w:i/>
-                <w:color w:val="0070C0"/>
-                <w:sz w:val="18"/>
-                <w:szCs w:val="20"/>
-                <w:lang w:eastAsia="es-CL"/>
-              </w:rPr>
-            </w:pPr>
-            <w:r>
-              <w:rPr>
-                <w:rFonts w:ascii="Calibri" w:hAnsi="Calibri" w:cs="Arial"/>
-                <w:i/>
-                <w:color w:val="0070C0"/>
-                <w:sz w:val="18"/>
-                <w:szCs w:val="20"/>
-                <w:lang w:eastAsia="es-CL"/>
-              </w:rPr>
-              <w:t>A</w:t>
-            </w:r>
-            <w:r>
-              <w:rPr>
-                <w:rFonts w:ascii="Calibri" w:hAnsi="Calibri" w:cs="Arial"/>
-                <w:i/>
-                <w:color w:val="0070C0"/>
-                <w:sz w:val="18"/>
-                <w:szCs w:val="20"/>
-                <w:lang w:eastAsia="es-CL"/>
-              </w:rPr>
-              <w:t>justes</w:t>
-            </w:r>
-            <w:r>
-              <w:rPr>
-                <w:rFonts w:ascii="Calibri" w:hAnsi="Calibri" w:cs="Arial"/>
-                <w:i/>
-                <w:color w:val="0070C0"/>
-                <w:sz w:val="18"/>
-                <w:szCs w:val="20"/>
-                <w:lang w:eastAsia="es-CL"/>
-              </w:rPr>
-              <w:t xml:space="preserve"> realizados</w:t>
-            </w:r>
-            <w:r>
-              <w:rPr>
-                <w:rFonts w:ascii="Calibri" w:hAnsi="Calibri" w:cs="Arial"/>
-                <w:i/>
-                <w:color w:val="0070C0"/>
-                <w:sz w:val="18"/>
-                <w:szCs w:val="20"/>
-                <w:lang w:eastAsia="es-CL"/>
-              </w:rPr>
-              <w:t>.</w:t>
-            </w:r>
-          </w:p>
-          <w:p>
-            <w:pPr>
-              <w:ind w:left="720"/>
-              <w:rPr>
-                <w:rFonts w:ascii="Calibri" w:hAnsi="Calibri" w:cs="Arial"/>
-                <w:i/>
-                <w:color w:val="0070C0"/>
-                <w:sz w:val="18"/>
-                <w:szCs w:val="20"/>
-                <w:lang w:eastAsia="es-CL"/>
-              </w:rPr>
-            </w:pPr>
-            <w:r>
-              <w:rPr>
-                <w:rFonts w:ascii="Calibri" w:hAnsi="Calibri" w:cs="Arial"/>
-                <w:i/>
-                <w:color w:val="0070C0"/>
-                <w:sz w:val="18"/>
-                <w:szCs w:val="20"/>
-                <w:lang w:eastAsia="es-CL"/>
-              </w:rPr>
-              <w:t xml:space="preserve">¿Cómo abordaste las dificultades para cumplir con los objetivos? ¿Tuviste que hacer algún ajuste? ¿Qué ajuste? </w:t>
+              <w:keepNext w:val="0"/>
+              <w:keepLines/>
+              <w:widowControl/>
+              <w:spacing w:before="0" w:after="60" w:line="240" w:lineRule="auto"/>
+              <w:ind w:left="0" w:right="0" w:firstLine="0"/>
+              <w:jc w:val="left"/>
+            </w:pPr>
+            <w:r>
+              <w:rPr>
+                <w:rFonts w:ascii="Calibri" w:hAnsi="Calibri"/>
+                <w:b/>
+                <w:i w:val="0"/>
+                <w:color w:val="000000"/>
+                <w:sz w:val="20"/>
+                <w:lang w:val="es-CL"/>
+              </w:rPr>
+              <w:t xml:space="preserve">Etapas y actividades desarrolladas: </w:t>
+            </w:r>
+            <w:r>
+              <w:rPr>
+                <w:rFonts w:ascii="Calibri" w:hAnsi="Calibri"/>
+                <w:b w:val="0"/>
+                <w:i w:val="0"/>
+                <w:color w:val="000000"/>
+                <w:sz w:val="20"/>
+                <w:lang w:val="es-CL"/>
+              </w:rPr>
+              <w:t>Se revisaron versiones anteriores y se reconstruyó el sistema como monorepositorio con React/Vite en la web, Express en la API, Electron para FocusBuddy y un conector AVA experimental. Se incorporaron PostgreSQL 17, Drizzle, Docker Compose y un launcher para preparar dependencias, migraciones, datos de demostración e inicio de servicios.</w:t>
+            </w:r>
+          </w:p>
+          <w:p>
+            <w:pPr>
+              <w:keepNext w:val="0"/>
+              <w:keepLines/>
+              <w:widowControl/>
+              <w:spacing w:before="0" w:after="60" w:line="240" w:lineRule="auto"/>
+              <w:ind w:left="0" w:right="0" w:firstLine="0"/>
+              <w:jc w:val="left"/>
+            </w:pPr>
+            <w:r>
+              <w:rPr>
+                <w:rFonts w:ascii="Calibri" w:hAnsi="Calibri"/>
+                <w:b w:val="0"/>
+                <w:i w:val="0"/>
+                <w:color w:val="000000"/>
+                <w:sz w:val="20"/>
+                <w:lang w:val="es-CL"/>
+              </w:rPr>
+              <w:t>Se implementaron cuentas, roles, perfiles-portafolio, publicaciones, comentarios, conexiones recíprocas y QR, chat directo y grupal, tareas, encuestas, notificaciones, reportes y moderación. El módulo académico gestiona materias y pendientes e importa datos voluntarios mediante ICS o el conector experimental. DUCO prepara borradores que requieren confirmación; FocusBuddy integra cinco métodos de estudio, control de sesiones, estadísticas y cliente de escritorio.</w:t>
+            </w:r>
+          </w:p>
+          <w:p>
+            <w:pPr>
+              <w:keepNext w:val="0"/>
+              <w:keepLines/>
+              <w:widowControl/>
+              <w:spacing w:before="0" w:after="60" w:line="240" w:lineRule="auto"/>
+              <w:ind w:left="0" w:right="0" w:firstLine="0"/>
+              <w:jc w:val="left"/>
+            </w:pPr>
+            <w:r>
+              <w:rPr>
+                <w:rFonts w:ascii="Calibri" w:hAnsi="Calibri"/>
+                <w:b/>
+                <w:i w:val="0"/>
+                <w:color w:val="000000"/>
+                <w:sz w:val="20"/>
+                <w:lang w:val="es-CL"/>
+              </w:rPr>
+              <w:t xml:space="preserve">Dificultades y facilitadores: </w:t>
+            </w:r>
+            <w:r>
+              <w:rPr>
+                <w:rFonts w:ascii="Calibri" w:hAnsi="Calibri"/>
+                <w:b w:val="0"/>
+                <w:i w:val="0"/>
+                <w:color w:val="000000"/>
+                <w:sz w:val="20"/>
+                <w:lang w:val="es-CL"/>
+              </w:rPr>
+              <w:t>El uso común de TypeScript, API y datos, la arquitectura reproducible y las pruebas automatizadas facilitaron la integración. Las principales dificultades fueron las dependencias antiguas eliminadas, el alcance amplio, la configuración de Windows/Docker/IA/Electron, la falta de API oficial AVA, las respuestas variables de IA y la sincronización de sesiones.</w:t>
+            </w:r>
+          </w:p>
+          <w:p>
+            <w:pPr>
+              <w:keepNext w:val="0"/>
+              <w:keepLines/>
+              <w:widowControl/>
+              <w:spacing w:before="0" w:after="60" w:line="240" w:lineRule="auto"/>
+              <w:ind w:left="0" w:right="0" w:firstLine="0"/>
+              <w:jc w:val="left"/>
+            </w:pPr>
+            <w:r>
+              <w:rPr>
+                <w:rFonts w:ascii="Calibri" w:hAnsi="Calibri"/>
+                <w:b/>
+                <w:i w:val="0"/>
+                <w:color w:val="000000"/>
+                <w:sz w:val="20"/>
+                <w:lang w:val="es-CL"/>
+              </w:rPr>
+              <w:t xml:space="preserve">Ajustes realizados: </w:t>
+            </w:r>
+            <w:r>
+              <w:rPr>
+                <w:rFonts w:ascii="Calibri" w:hAnsi="Calibri"/>
+                <w:b w:val="0"/>
+                <w:i w:val="0"/>
+                <w:color w:val="000000"/>
+                <w:sz w:val="20"/>
+                <w:lang w:val="es-CL"/>
+              </w:rPr>
+              <w:t>Se priorizó el MVP, se estableció Konea Focus como plataforma principal, se actualizó la documentación y se limitó DUCO a acciones revisables. Se adoptaron importación consentida, validación y confirmación humana, tiempo de servidor y heartbeat. El avatar definitivo se mantiene pendiente y se usa un recurso provisional; chat y notificaciones utilizan polling. El despliegue público se trasladó a una fase posterior.</w:t>
+            </w:r>
+          </w:p>
+          <w:p>
+            <w:pPr>
+              <w:keepNext w:val="0"/>
+              <w:keepLines/>
+              <w:widowControl/>
+              <w:spacing w:before="0" w:after="0" w:line="240" w:lineRule="auto"/>
+              <w:ind w:left="0" w:right="0" w:firstLine="0"/>
+              <w:jc w:val="left"/>
+            </w:pPr>
+            <w:r>
+              <w:rPr>
+                <w:rFonts w:ascii="Calibri" w:hAnsi="Calibri"/>
+                <w:b/>
+                <w:i w:val="0"/>
+                <w:color w:val="000000"/>
+                <w:sz w:val="20"/>
+                <w:lang w:val="es-CL"/>
+              </w:rPr>
+              <w:t xml:space="preserve">Resultado y pendientes: </w:t>
+            </w:r>
+            <w:r>
+              <w:rPr>
+                <w:rFonts w:ascii="Calibri" w:hAnsi="Calibri"/>
+                <w:b w:val="0"/>
+                <w:i w:val="0"/>
+                <w:color w:val="000000"/>
+                <w:sz w:val="20"/>
+                <w:lang w:val="es-CL"/>
+              </w:rPr>
+              <w:t>Al corte del 5 de octubre de 2026 se registra un MVP local funcional con 32 tablas, 13 migraciones y 148 pruebas automatizadas aprobadas. Oscar Callejas se concentró en arquitectura, backend, datos e integración; Hilary Torres en diseño visual e ilustración; y Danae Muñoz en organización, documentación y seguimiento. Permanecen pendientes el despliegue productivo, AVA oficial, el avatar final, la instalación limpia y la validación manual, no funcional y con usuarios.</w:t>
             </w:r>
           </w:p>
         </w:tc>
       </w:tr>
       <w:tr>
-        <w:trPr>
-          <w:trHeight w:val="1112"/>
-        </w:trPr>
+        <w:trPr/>
         <w:tc>
           <w:tcPr>
             <w:tcW w:w="3001" w:type="dxa"/>
-            <w:vAlign w:val="center"/>
+            <w:vAlign w:val="top"/>
           </w:tcPr>
           <w:p>
             <w:pPr>
@@ -1958,7 +1591,7 @@
               <w:rPr>
                 <w:rFonts w:ascii="Calibri" w:hAnsi="Calibri"/>
                 <w:color w:val="1F3864" w:themeColor="accent1" w:themeShade="80"/>
-                <w:sz w:val="18"/>
+                <w:sz w:val="21"/>
               </w:rPr>
               <w:t>5. Evidencias</w:t>
             </w:r>
@@ -1967,108 +1600,79 @@
         <w:tc>
           <w:tcPr>
             <w:tcW w:w="6780" w:type="dxa"/>
-            <w:vAlign w:val="center"/>
+            <w:vAlign w:val="top"/>
           </w:tcPr>
           <w:p>
             <w:pPr>
-              <w:pStyle w:val="Prrafodelista"/>
-              <w:numPr>
-                <w:ilvl w:val="0"/>
-                <w:numId w:val="1"/>
-              </w:numPr>
-              <w:spacing w:after="0" w:line="240" w:lineRule="auto"/>
-              <w:ind w:left="314" w:hanging="284"/>
-              <w:jc w:val="both"/>
-              <w:rPr>
-                <w:rFonts w:ascii="Calibri" w:hAnsi="Calibri" w:cs="Arial"/>
-                <w:i/>
-                <w:iCs/>
-                <w:color w:val="0070C0"/>
-                <w:sz w:val="18"/>
-                <w:szCs w:val="20"/>
-                <w:lang w:eastAsia="es-CL"/>
-              </w:rPr>
-            </w:pPr>
-            <w:r>
-              <w:rPr>
-                <w:rFonts w:ascii="Calibri" w:hAnsi="Calibri" w:cs="Arial"/>
-                <w:i/>
-                <w:iCs/>
-                <w:color w:val="0070C0"/>
-                <w:sz w:val="18"/>
-                <w:szCs w:val="20"/>
-                <w:lang w:eastAsia="es-CL"/>
-              </w:rPr>
-              <w:t>Adjunta</w:t>
-            </w:r>
-            <w:r>
-              <w:rPr>
-                <w:rFonts w:ascii="Calibri" w:hAnsi="Calibri" w:cs="Arial"/>
-                <w:i/>
-                <w:iCs/>
-                <w:color w:val="0070C0"/>
-                <w:sz w:val="18"/>
-                <w:szCs w:val="20"/>
-                <w:lang w:eastAsia="es-CL"/>
-              </w:rPr>
-              <w:t xml:space="preserve"> </w:t>
-            </w:r>
-            <w:r>
-              <w:rPr>
-                <w:rFonts w:ascii="Calibri" w:hAnsi="Calibri" w:cs="Arial"/>
-                <w:i/>
-                <w:iCs/>
-                <w:color w:val="0070C0"/>
-                <w:sz w:val="18"/>
-                <w:szCs w:val="20"/>
-                <w:lang w:eastAsia="es-CL"/>
-              </w:rPr>
-              <w:t>evidencias que permitan dar cuenta del desarrollo del Proyecto APT y sus resultados finales.</w:t>
-            </w:r>
-          </w:p>
-          <w:p>
-            <w:pPr>
-              <w:ind w:left="743"/>
-              <w:rPr>
-                <w:b/>
-                <w:i/>
-                <w:color w:val="0070C0"/>
-                <w:sz w:val="18"/>
-              </w:rPr>
-            </w:pPr>
-            <w:r>
-              <w:rPr>
-                <w:rFonts w:ascii="Calibri" w:hAnsi="Calibri" w:cs="Arial"/>
-                <w:i/>
-                <w:color w:val="0070C0"/>
-                <w:sz w:val="18"/>
-                <w:szCs w:val="20"/>
-                <w:lang w:eastAsia="es-CL"/>
-              </w:rPr>
-              <w:t>¿Qué evidencias pueden servir para que los demás puedan visualizar y entender las distintas etapas de tu Proyecto APT y el resultado final?</w:t>
-            </w:r>
-            <w:r>
-              <w:rPr>
-                <w:rFonts w:ascii="Calibri" w:hAnsi="Calibri" w:cs="Arial"/>
-                <w:i/>
-                <w:color w:val="0070C0"/>
-                <w:sz w:val="18"/>
-                <w:szCs w:val="20"/>
-                <w:lang w:eastAsia="es-CL"/>
-              </w:rPr>
-              <w:t xml:space="preserve"> </w:t>
+              <w:keepNext w:val="0"/>
+              <w:keepLines/>
+              <w:widowControl/>
+              <w:spacing w:before="0" w:after="60" w:line="240" w:lineRule="auto"/>
+              <w:ind w:left="0" w:right="0" w:firstLine="0"/>
+              <w:jc w:val="left"/>
+            </w:pPr>
+            <w:r>
+              <w:rPr>
+                <w:rFonts w:ascii="Calibri" w:hAnsi="Calibri"/>
+                <w:b w:val="0"/>
+                <w:i w:val="0"/>
+                <w:color w:val="000000"/>
+                <w:sz w:val="20"/>
+                <w:lang w:val="es-CL"/>
+              </w:rPr>
+              <w:t>El repositorio, su historial, el código y la configuración evidencian la construcción y el control de versiones. README, documentación de arquitectura y API, diagramas, migraciones e instrucciones de instalación permiten comprender y reproducir el sistema. La base de datos de 32 tablas y 13 migraciones muestra la persistencia y la evolución del modelo.</w:t>
+            </w:r>
+          </w:p>
+          <w:p>
+            <w:pPr>
+              <w:keepNext w:val="0"/>
+              <w:keepLines/>
+              <w:widowControl/>
+              <w:spacing w:before="0" w:after="60" w:line="240" w:lineRule="auto"/>
+              <w:ind w:left="0" w:right="0" w:firstLine="0"/>
+              <w:jc w:val="left"/>
+            </w:pPr>
+            <w:r>
+              <w:rPr>
+                <w:rFonts w:ascii="Calibri" w:hAnsi="Calibri"/>
+                <w:b w:val="0"/>
+                <w:i w:val="0"/>
+                <w:color w:val="000000"/>
+                <w:sz w:val="20"/>
+                <w:lang w:val="es-CL"/>
+              </w:rPr>
+              <w:t>El registro de npm run check y las 148 pruebas automatizadas aprobadas —99 de API, 21 de web, 21 de FocusBuddy y 7 de AVA— respaldan la verificación técnica al corte. El cliente Electron y su instalador local evidencian el componente de escritorio; los bocetos, el coloreado y los estados del avatar documentan el trabajo visual.</w:t>
+            </w:r>
+          </w:p>
+          <w:p>
+            <w:pPr>
+              <w:keepNext w:val="0"/>
+              <w:keepLines/>
+              <w:widowControl/>
+              <w:spacing w:before="0" w:after="0" w:line="240" w:lineRule="auto"/>
+              <w:ind w:left="0" w:right="0" w:firstLine="0"/>
+              <w:jc w:val="left"/>
+            </w:pPr>
+            <w:r>
+              <w:rPr>
+                <w:rFonts w:ascii="Calibri" w:hAnsi="Calibri"/>
+                <w:b w:val="0"/>
+                <w:i w:val="0"/>
+                <w:color w:val="000000"/>
+                <w:sz w:val="20"/>
+                <w:lang w:val="es-CL"/>
+              </w:rPr>
+              <w:t>Las capturas deben mostrar perfil, comunidad, conexiones, chat, colaboración, moderación, agenda, DUCO con borrador y confirmación, FocusBuddy, base de datos y pruebas. Estos respaldos deben adjuntarse a la entrega. La presentación para la defensa se mantiene en preparación.</w:t>
             </w:r>
           </w:p>
         </w:tc>
       </w:tr>
       <w:tr>
-        <w:trPr>
-          <w:trHeight w:val="2547"/>
-        </w:trPr>
+        <w:trPr/>
         <w:tc>
           <w:tcPr>
             <w:tcW w:w="3001" w:type="dxa"/>
-            <w:vAlign w:val="center"/>
+            <w:vAlign w:val="top"/>
           </w:tcPr>
           <w:p>
             <w:pPr>
@@ -2083,7 +1687,7 @@
               <w:rPr>
                 <w:rFonts w:ascii="Calibri" w:hAnsi="Calibri"/>
                 <w:color w:val="1F3864" w:themeColor="accent1" w:themeShade="80"/>
-                <w:sz w:val="18"/>
+                <w:sz w:val="21"/>
                 <w:szCs w:val="18"/>
               </w:rPr>
               <w:t>6</w:t>
@@ -2092,7 +1696,7 @@
               <w:rPr>
                 <w:rFonts w:ascii="Calibri" w:hAnsi="Calibri"/>
                 <w:color w:val="1F3864" w:themeColor="accent1" w:themeShade="80"/>
-                <w:sz w:val="18"/>
+                <w:sz w:val="21"/>
                 <w:szCs w:val="18"/>
               </w:rPr>
               <w:t xml:space="preserve">. </w:t>
@@ -2101,7 +1705,7 @@
               <w:rPr>
                 <w:rFonts w:ascii="Calibri" w:hAnsi="Calibri"/>
                 <w:color w:val="1F3864" w:themeColor="accent1" w:themeShade="80"/>
-                <w:sz w:val="18"/>
+                <w:sz w:val="21"/>
                 <w:szCs w:val="18"/>
               </w:rPr>
               <w:t xml:space="preserve">Intereses </w:t>
@@ -2110,7 +1714,7 @@
               <w:rPr>
                 <w:rFonts w:ascii="Calibri" w:hAnsi="Calibri"/>
                 <w:color w:val="1F3864" w:themeColor="accent1" w:themeShade="80"/>
-                <w:sz w:val="18"/>
+                <w:sz w:val="21"/>
                 <w:szCs w:val="18"/>
               </w:rPr>
               <w:t>y proyecciones</w:t>
@@ -2119,7 +1723,7 @@
               <w:rPr>
                 <w:rFonts w:ascii="Calibri" w:hAnsi="Calibri"/>
                 <w:color w:val="1F3864" w:themeColor="accent1" w:themeShade="80"/>
-                <w:sz w:val="18"/>
+                <w:sz w:val="21"/>
                 <w:szCs w:val="18"/>
               </w:rPr>
               <w:t xml:space="preserve"> profesionales</w:t>
@@ -2129,171 +1733,69 @@
         <w:tc>
           <w:tcPr>
             <w:tcW w:w="6780" w:type="dxa"/>
-            <w:vAlign w:val="center"/>
+            <w:vAlign w:val="top"/>
           </w:tcPr>
           <w:p>
             <w:pPr>
-              <w:pStyle w:val="Prrafodelista"/>
-              <w:numPr>
-                <w:ilvl w:val="0"/>
-                <w:numId w:val="1"/>
-              </w:numPr>
-              <w:spacing w:after="0" w:line="240" w:lineRule="auto"/>
-              <w:ind w:left="314" w:hanging="284"/>
-              <w:jc w:val="both"/>
-              <w:rPr>
-                <w:rFonts w:ascii="Calibri" w:hAnsi="Calibri" w:cs="Arial"/>
-                <w:i/>
-                <w:iCs/>
-                <w:color w:val="0070C0"/>
-                <w:sz w:val="18"/>
-                <w:szCs w:val="18"/>
-                <w:lang w:eastAsia="es-CL"/>
-              </w:rPr>
-            </w:pPr>
-            <w:r>
-              <w:rPr>
-                <w:rFonts w:ascii="Calibri" w:hAnsi="Calibri" w:cs="Arial"/>
-                <w:i/>
-                <w:iCs/>
-                <w:color w:val="0070C0"/>
-                <w:sz w:val="18"/>
-                <w:szCs w:val="18"/>
-                <w:lang w:eastAsia="es-CL"/>
-              </w:rPr>
-              <w:t xml:space="preserve">Reflexión sobre el aporte del Proyecto APT en el </w:t>
-            </w:r>
-            <w:r>
-              <w:rPr>
-                <w:rFonts w:ascii="Calibri" w:hAnsi="Calibri" w:cs="Arial"/>
-                <w:i/>
-                <w:iCs/>
-                <w:color w:val="0070C0"/>
-                <w:sz w:val="18"/>
-                <w:szCs w:val="18"/>
-                <w:lang w:eastAsia="es-CL"/>
-              </w:rPr>
-              <w:t xml:space="preserve">desarrollo </w:t>
-            </w:r>
-            <w:r>
-              <w:rPr>
-                <w:rFonts w:ascii="Calibri" w:hAnsi="Calibri" w:cs="Arial"/>
-                <w:i/>
-                <w:iCs/>
-                <w:color w:val="0070C0"/>
-                <w:sz w:val="18"/>
-                <w:szCs w:val="18"/>
-                <w:lang w:eastAsia="es-CL"/>
-              </w:rPr>
-              <w:t>de los intereses profesionales.</w:t>
-            </w:r>
-          </w:p>
-          <w:p>
-            <w:pPr>
-              <w:pStyle w:val="Prrafodelista"/>
-              <w:jc w:val="both"/>
-              <w:rPr>
-                <w:rFonts w:ascii="Calibri" w:hAnsi="Calibri" w:cs="Arial"/>
-                <w:i/>
-                <w:color w:val="0070C0"/>
-                <w:sz w:val="18"/>
-                <w:szCs w:val="20"/>
-                <w:lang w:eastAsia="es-CL"/>
-              </w:rPr>
-            </w:pPr>
-            <w:r>
-              <w:rPr>
-                <w:rFonts w:ascii="Calibri" w:hAnsi="Calibri" w:cs="Arial"/>
-                <w:i/>
-                <w:color w:val="0070C0"/>
-                <w:sz w:val="18"/>
-                <w:szCs w:val="20"/>
-                <w:lang w:eastAsia="es-CL"/>
-              </w:rPr>
-              <w:t>¿De qué manera tu Proyecto APT te sirvió para tener mayor conocimiento de tus intereses profesionales? Luego de terminar tu Proyecto APT, ¿tus intereses profesionales siguen siendo los mismos que planteaste al comienzo de la asignatura?</w:t>
-            </w:r>
-          </w:p>
-          <w:p>
-            <w:pPr>
-              <w:pStyle w:val="Prrafodelista"/>
-              <w:numPr>
-                <w:ilvl w:val="0"/>
-                <w:numId w:val="1"/>
-              </w:numPr>
-              <w:spacing w:after="0" w:line="240" w:lineRule="auto"/>
-              <w:ind w:left="314" w:hanging="284"/>
-              <w:jc w:val="both"/>
-              <w:rPr>
-                <w:rFonts w:ascii="Calibri" w:hAnsi="Calibri" w:cs="Arial"/>
-                <w:i/>
-                <w:iCs/>
-                <w:color w:val="0070C0"/>
-                <w:sz w:val="18"/>
-                <w:szCs w:val="20"/>
-                <w:lang w:eastAsia="es-CL"/>
-              </w:rPr>
-            </w:pPr>
-            <w:r>
-              <w:rPr>
-                <w:rFonts w:ascii="Calibri" w:hAnsi="Calibri" w:cs="Arial"/>
-                <w:i/>
-                <w:iCs/>
-                <w:color w:val="0070C0"/>
-                <w:sz w:val="18"/>
-                <w:szCs w:val="20"/>
-                <w:lang w:eastAsia="es-CL"/>
-              </w:rPr>
-              <w:t>Proyecciones laborales a partir de Proyecto APT.</w:t>
-            </w:r>
-          </w:p>
-          <w:p>
-            <w:pPr>
-              <w:pStyle w:val="Prrafodelista"/>
-              <w:jc w:val="both"/>
-              <w:rPr>
-                <w:rFonts w:ascii="Calibri" w:hAnsi="Calibri" w:cs="Arial"/>
-                <w:i/>
-                <w:color w:val="0070C0"/>
-                <w:sz w:val="18"/>
-                <w:szCs w:val="20"/>
-                <w:lang w:eastAsia="es-CL"/>
-              </w:rPr>
-            </w:pPr>
-            <w:r>
-              <w:rPr>
-                <w:rFonts w:ascii="Calibri" w:hAnsi="Calibri" w:cs="Arial"/>
-                <w:i/>
-                <w:color w:val="0070C0"/>
-                <w:sz w:val="18"/>
-                <w:szCs w:val="20"/>
-                <w:lang w:eastAsia="es-CL"/>
-              </w:rPr>
-              <w:t>¿Qué intereses profesionales te gustaría explorar o seguir profundizando?</w:t>
-            </w:r>
-          </w:p>
-          <w:p>
-            <w:pPr>
-              <w:pStyle w:val="Prrafodelista"/>
-              <w:jc w:val="both"/>
-              <w:rPr>
-                <w:rFonts w:ascii="Calibri" w:hAnsi="Calibri" w:cs="Arial"/>
-                <w:i/>
-                <w:color w:val="0070C0"/>
-                <w:sz w:val="18"/>
-                <w:szCs w:val="20"/>
-                <w:lang w:eastAsia="es-CL"/>
-              </w:rPr>
-            </w:pPr>
-            <w:r>
-              <w:rPr>
-                <w:rFonts w:ascii="Calibri" w:hAnsi="Calibri" w:cs="Arial"/>
-                <w:i/>
-                <w:color w:val="0070C0"/>
-                <w:sz w:val="18"/>
-                <w:szCs w:val="20"/>
-                <w:lang w:eastAsia="es-CL"/>
-              </w:rPr>
-              <w:t xml:space="preserve">¿Cómo te proyectas laboralmente después de haber terminado tu Proyecto APT? </w:t>
+              <w:keepNext w:val="0"/>
+              <w:keepLines/>
+              <w:widowControl/>
+              <w:spacing w:before="0" w:after="60" w:line="240" w:lineRule="auto"/>
+              <w:ind w:left="0" w:right="0" w:firstLine="0"/>
+              <w:jc w:val="left"/>
+            </w:pPr>
+            <w:r>
+              <w:rPr>
+                <w:rFonts w:ascii="Calibri" w:hAnsi="Calibri"/>
+                <w:b w:val="0"/>
+                <w:i w:val="0"/>
+                <w:color w:val="000000"/>
+                <w:sz w:val="20"/>
+                <w:lang w:val="es-CL"/>
+              </w:rPr>
+              <w:t>El proyecto permitió comprender que una solución informática requiere integrar reglas, permisos, persistencia, manejo de errores, pruebas y evidencia, además de una interfaz. La reconstrucción de versiones anteriores fortaleció la evaluación de alternativas técnicas y la necesidad de ajustar el alcance a resultados demostrables.</w:t>
+            </w:r>
+          </w:p>
+          <w:p>
+            <w:pPr>
+              <w:keepNext w:val="0"/>
+              <w:keepLines/>
+              <w:widowControl/>
+              <w:spacing w:before="0" w:after="60" w:line="240" w:lineRule="auto"/>
+              <w:ind w:left="0" w:right="0" w:firstLine="0"/>
+              <w:jc w:val="left"/>
+            </w:pPr>
+            <w:r>
+              <w:rPr>
+                <w:rFonts w:ascii="Calibri" w:hAnsi="Calibri"/>
+                <w:b w:val="0"/>
+                <w:i w:val="0"/>
+                <w:color w:val="000000"/>
+                <w:sz w:val="20"/>
+                <w:lang w:val="es-CL"/>
+              </w:rPr>
+              <w:t>Los intereses del equipo se mantienen complementarios. Oscar Callejas profundizó en backend, datos, arquitectura, seguridad e integración; Hilary Torres en diseño de interfaces, identidad visual, ilustración y animación aplicada a un producto digital; y Danae Muñoz en gestión, liderazgo, organización, comunicación y documentación.</w:t>
+            </w:r>
+          </w:p>
+          <w:p>
+            <w:pPr>
+              <w:keepNext w:val="0"/>
+              <w:keepLines/>
+              <w:widowControl/>
+              <w:spacing w:before="0" w:after="0" w:line="240" w:lineRule="auto"/>
+              <w:ind w:left="0" w:right="0" w:firstLine="0"/>
+              <w:jc w:val="left"/>
+            </w:pPr>
+            <w:r>
+              <w:rPr>
+                <w:rFonts w:ascii="Calibri" w:hAnsi="Calibri"/>
+                <w:b w:val="0"/>
+                <w:i w:val="0"/>
+                <w:color w:val="000000"/>
+                <w:sz w:val="20"/>
+                <w:lang w:val="es-CL"/>
+              </w:rPr>
+              <w:t>Como proyección profesional, el equipo busca seguir desarrollándose en construcción de servicios y análisis de información, diseño de experiencias y recursos interactivos, y gestión de proyectos tecnológicos. Konea Focus constituye un portafolio común que integra estas áreas y muestra la importancia de colaborar, validar y comunicar los resultados.</w:t>
             </w:r>
           </w:p>
         </w:tc>
@@ -2301,6 +1803,7 @@
     </w:tbl>
     <w:p>
       <w:pPr>
+        <w:spacing w:before="0" w:after="0" w:line="80" w:lineRule="exact"/>
         <w:rPr>
           <w:b/>
         </w:rPr>
@@ -2308,7 +1811,7 @@
     </w:p>
     <w:p>
       <w:pPr>
-        <w:spacing w:after="0" w:line="276" w:lineRule="auto"/>
+        <w:spacing w:after="0" w:line="80" w:lineRule="exact" w:before="0"/>
         <w:ind w:left="-426" w:right="-568"/>
         <w:jc w:val="both"/>
         <w:rPr>
@@ -2321,7 +1824,7 @@
     </w:p>
     <w:p>
       <w:pPr>
-        <w:spacing w:after="0" w:line="276" w:lineRule="auto"/>
+        <w:spacing w:after="0" w:line="80" w:lineRule="exact" w:before="0"/>
         <w:ind w:left="-426" w:right="-568"/>
         <w:jc w:val="both"/>
         <w:rPr>
@@ -2332,7 +1835,11 @@
         </w:rPr>
       </w:pPr>
     </w:p>
-    <w:p/>
+    <w:p>
+      <w:pPr>
+        <w:spacing w:before="0" w:after="0" w:line="80" w:lineRule="exact"/>
+      </w:pPr>
+    </w:p>
     <w:sectPr>
       <w:headerReference w:type="default" r:id="rId11"/>
       <w:pgSz w:w="11906" w:h="16838"/>
